--- a/Tố cáo/19-TC_CauHinh.docx
+++ b/Tố cáo/19-TC_CauHinh.docx
@@ -1,6 +1,6 @@
 
 <file path=word/document.xml><?xml version="1.0" encoding="utf-8"?>
-<w:document xmlns:wpc="http://schemas.microsoft.com/office/word/2010/wordprocessingCanvas" xmlns:cx="http://schemas.microsoft.com/office/drawing/2014/chartex" xmlns:cx1="http://schemas.microsoft.com/office/drawing/2015/9/8/chartex" xmlns:cx2="http://schemas.microsoft.com/office/drawing/2015/10/21/chartex" xmlns:cx3="http://schemas.microsoft.com/office/drawing/2016/5/9/chartex" xmlns:cx4="http://schemas.microsoft.com/office/drawing/2016/5/10/chartex" xmlns:cx5="http://schemas.microsoft.com/office/drawing/2016/5/11/chartex" xmlns:cx6="http://schemas.microsoft.com/office/drawing/2016/5/12/chartex" xmlns:cx7="http://schemas.microsoft.com/office/drawing/2016/5/13/chartex" xmlns:cx8="http://schemas.microsoft.com/office/drawing/2016/5/14/chartex" xmlns:mc="http://schemas.openxmlformats.org/markup-compatibility/2006" xmlns:aink="http://schemas.microsoft.com/office/drawing/2016/ink" xmlns:am3d="http://schemas.microsoft.com/office/drawing/2017/model3d" xmlns:o="urn:schemas-microsoft-com:office:office" xmlns:oel="http://schemas.microsoft.com/office/2019/extlst" xmlns:r="http://schemas.openxmlformats.org/officeDocument/2006/relationships" xmlns:m="http://schemas.openxmlformats.org/officeDocument/2006/math" xmlns:v="urn:schemas-microsoft-com:vml" xmlns:wp14="http://schemas.microsoft.com/office/word/2010/wordprocessingDrawing" xmlns:wp="http://schemas.openxmlformats.org/drawingml/2006/wordprocessingDrawing" xmlns:w10="urn:schemas-microsoft-com:office:word" xmlns:w="http://schemas.openxmlformats.org/wordprocessingml/2006/main" xmlns:w14="http://schemas.microsoft.com/office/word/2010/wordml" xmlns:w15="http://schemas.microsoft.com/office/word/2012/wordml" xmlns:w16cex="http://schemas.microsoft.com/office/word/2018/wordml/cex" xmlns:w16cid="http://schemas.microsoft.com/office/word/2016/wordml/cid" xmlns:w16="http://schemas.microsoft.com/office/word/2018/wordml" xmlns:w16sdtdh="http://schemas.microsoft.com/office/word/2020/wordml/sdtdatahash" xmlns:w16se="http://schemas.microsoft.com/office/word/2015/wordml/symex" xmlns:wpg="http://schemas.microsoft.com/office/word/2010/wordprocessingGroup" xmlns:wpi="http://schemas.microsoft.com/office/word/2010/wordprocessingInk" xmlns:wne="http://schemas.microsoft.com/office/word/2006/wordml" xmlns:wps="http://schemas.microsoft.com/office/word/2010/wordprocessingShape" mc:Ignorable="w14 w15 w16se w16cid w16 w16cex w16sdtdh wp14">
+<w:document xmlns:wpc="http://schemas.microsoft.com/office/word/2010/wordprocessingCanvas" xmlns:cx="http://schemas.microsoft.com/office/drawing/2014/chartex" xmlns:mc="http://schemas.openxmlformats.org/markup-compatibility/2006" xmlns:o="urn:schemas-microsoft-com:office:office" xmlns:r="http://schemas.openxmlformats.org/officeDocument/2006/relationships" xmlns:m="http://schemas.openxmlformats.org/officeDocument/2006/math" xmlns:v="urn:schemas-microsoft-com:vml" xmlns:wp14="http://schemas.microsoft.com/office/word/2010/wordprocessingDrawing" xmlns:wp="http://schemas.openxmlformats.org/drawingml/2006/wordprocessingDrawing" xmlns:w10="urn:schemas-microsoft-com:office:word" xmlns:w="http://schemas.openxmlformats.org/wordprocessingml/2006/main" xmlns:w14="http://schemas.microsoft.com/office/word/2010/wordml" xmlns:w15="http://schemas.microsoft.com/office/word/2012/wordml" xmlns:w16se="http://schemas.microsoft.com/office/word/2015/wordml/symex" xmlns:wpg="http://schemas.microsoft.com/office/word/2010/wordprocessingGroup" xmlns:wpi="http://schemas.microsoft.com/office/word/2010/wordprocessingInk" xmlns:wne="http://schemas.microsoft.com/office/word/2006/wordml" xmlns:wps="http://schemas.microsoft.com/office/word/2010/wordprocessingShape" mc:Ignorable="w14 w15 w16se wp14">
   <w:body>
     <w:p>
       <w:pPr>
@@ -35,81 +35,8 @@
           <w:b/>
           <w:color w:val="000000"/>
         </w:rPr>
-        <w:t xml:space="preserve">Gia </w:t>
-      </w:r>
-      <w:proofErr w:type="spellStart"/>
-      <w:r>
-        <w:rPr>
-          <w:b/>
-          <w:color w:val="000000"/>
-        </w:rPr>
-        <w:t>hạn</w:t>
-      </w:r>
-      <w:proofErr w:type="spellEnd"/>
-      <w:r>
-        <w:rPr>
-          <w:b/>
-          <w:color w:val="000000"/>
-        </w:rPr>
-        <w:t xml:space="preserve"> </w:t>
-      </w:r>
-      <w:proofErr w:type="spellStart"/>
-      <w:r>
-        <w:rPr>
-          <w:b/>
-          <w:color w:val="000000"/>
-        </w:rPr>
-        <w:t>giải</w:t>
-      </w:r>
-      <w:proofErr w:type="spellEnd"/>
-      <w:r>
-        <w:rPr>
-          <w:b/>
-          <w:color w:val="000000"/>
-        </w:rPr>
-        <w:t xml:space="preserve"> </w:t>
-      </w:r>
-      <w:proofErr w:type="spellStart"/>
-      <w:r>
-        <w:rPr>
-          <w:b/>
-          <w:color w:val="000000"/>
-        </w:rPr>
-        <w:t>quyết</w:t>
-      </w:r>
-      <w:proofErr w:type="spellEnd"/>
-      <w:r>
-        <w:rPr>
-          <w:b/>
-          <w:color w:val="000000"/>
-        </w:rPr>
-        <w:t xml:space="preserve"> </w:t>
-      </w:r>
-      <w:proofErr w:type="spellStart"/>
-      <w:r>
-        <w:rPr>
-          <w:b/>
-          <w:color w:val="000000"/>
-        </w:rPr>
-        <w:t>tố</w:t>
-      </w:r>
-      <w:proofErr w:type="spellEnd"/>
-      <w:r>
-        <w:rPr>
-          <w:b/>
-          <w:color w:val="000000"/>
-        </w:rPr>
-        <w:t xml:space="preserve"> </w:t>
-      </w:r>
-      <w:proofErr w:type="spellStart"/>
-      <w:r>
-        <w:rPr>
-          <w:b/>
-          <w:color w:val="000000"/>
-        </w:rPr>
-        <w:t>cáo</w:t>
-      </w:r>
-      <w:proofErr w:type="spellEnd"/>
+        <w:t>Gia hạn giải quyết tố cáo</w:t>
+      </w:r>
     </w:p>
     <w:p>
       <w:pPr>
@@ -195,7 +122,7 @@
               </wp:anchor>
             </w:drawing>
           </mc:Choice>
-          <mc:Fallback>
+          <mc:Fallback xmlns:w16sdtdh="http://schemas.microsoft.com/office/word/2020/wordml/sdtdatahash" xmlns:w16="http://schemas.microsoft.com/office/word/2018/wordml" xmlns:w16cid="http://schemas.microsoft.com/office/word/2016/wordml/cid" xmlns:w16cex="http://schemas.microsoft.com/office/word/2018/wordml/cex" xmlns:oel="http://schemas.microsoft.com/office/2019/extlst" xmlns:am3d="http://schemas.microsoft.com/office/drawing/2017/model3d" xmlns:aink="http://schemas.microsoft.com/office/drawing/2016/ink" xmlns:cx8="http://schemas.microsoft.com/office/drawing/2016/5/14/chartex" xmlns:cx7="http://schemas.microsoft.com/office/drawing/2016/5/13/chartex" xmlns:cx6="http://schemas.microsoft.com/office/drawing/2016/5/12/chartex" xmlns:cx5="http://schemas.microsoft.com/office/drawing/2016/5/11/chartex" xmlns:cx4="http://schemas.microsoft.com/office/drawing/2016/5/10/chartex" xmlns:cx3="http://schemas.microsoft.com/office/drawing/2016/5/9/chartex" xmlns:cx2="http://schemas.microsoft.com/office/drawing/2015/10/21/chartex" xmlns:cx1="http://schemas.microsoft.com/office/drawing/2015/9/8/chartex">
             <w:pict>
               <v:line w14:anchorId="448596D2" id="Straight Connector 1" o:spid="_x0000_s1026" style="position:absolute;z-index:251659264;visibility:visible;mso-wrap-style:square;mso-width-percent:0;mso-height-percent:0;mso-wrap-distance-left:9pt;mso-wrap-distance-top:0;mso-wrap-distance-right:9pt;mso-wrap-distance-bottom:0;mso-position-horizontal:absolute;mso-position-horizontal-relative:text;mso-position-vertical:absolute;mso-position-vertical-relative:text;mso-width-percent:0;mso-height-percent:0;mso-width-relative:page;mso-height-relative:page" from="199.7pt,3.15pt" to="253.7pt,3.15pt" o:gfxdata="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"/>
             </w:pict>
@@ -214,23 +141,7 @@
           <w:i/>
           <w:color w:val="000000"/>
         </w:rPr>
-        <w:t>[[</w:t>
-      </w:r>
-      <w:proofErr w:type="spellStart"/>
-      <w:r>
-        <w:rPr>
-          <w:i/>
-          <w:color w:val="000000"/>
-        </w:rPr>
-        <w:t>ChucDanh</w:t>
-      </w:r>
-      <w:proofErr w:type="spellEnd"/>
-      <w:r>
-        <w:rPr>
-          <w:i/>
-          <w:color w:val="000000"/>
-        </w:rPr>
-        <w:t>]]</w:t>
+        <w:t>[[ChucDanh]]</w:t>
       </w:r>
     </w:p>
     <w:p>
@@ -242,89 +153,11 @@
           <w:color w:val="000000"/>
         </w:rPr>
       </w:pPr>
-      <w:proofErr w:type="spellStart"/>
-      <w:r>
-        <w:rPr>
-          <w:color w:val="000000"/>
-        </w:rPr>
-        <w:t>Căn</w:t>
-      </w:r>
-      <w:proofErr w:type="spellEnd"/>
-      <w:r>
-        <w:rPr>
-          <w:color w:val="000000"/>
-        </w:rPr>
-        <w:t xml:space="preserve"> </w:t>
-      </w:r>
-      <w:proofErr w:type="spellStart"/>
-      <w:r>
-        <w:rPr>
-          <w:color w:val="000000"/>
-        </w:rPr>
-        <w:t>cứ</w:t>
-      </w:r>
-      <w:proofErr w:type="spellEnd"/>
-      <w:r>
-        <w:rPr>
-          <w:color w:val="000000"/>
-        </w:rPr>
-        <w:t xml:space="preserve"> </w:t>
-      </w:r>
-      <w:proofErr w:type="spellStart"/>
-      <w:r>
-        <w:rPr>
-          <w:color w:val="000000"/>
-        </w:rPr>
-        <w:t>Luật</w:t>
-      </w:r>
-      <w:proofErr w:type="spellEnd"/>
-      <w:r>
-        <w:rPr>
-          <w:color w:val="000000"/>
-        </w:rPr>
-        <w:t xml:space="preserve"> </w:t>
-      </w:r>
-      <w:proofErr w:type="spellStart"/>
-      <w:r>
-        <w:rPr>
-          <w:color w:val="000000"/>
-        </w:rPr>
-        <w:t>tố</w:t>
-      </w:r>
-      <w:proofErr w:type="spellEnd"/>
-      <w:r>
-        <w:rPr>
-          <w:color w:val="000000"/>
-        </w:rPr>
-        <w:t xml:space="preserve"> </w:t>
-      </w:r>
-      <w:proofErr w:type="spellStart"/>
-      <w:r>
-        <w:rPr>
-          <w:color w:val="000000"/>
-        </w:rPr>
-        <w:t>cáo</w:t>
-      </w:r>
-      <w:proofErr w:type="spellEnd"/>
-      <w:r>
-        <w:rPr>
-          <w:color w:val="000000"/>
-        </w:rPr>
-        <w:t xml:space="preserve"> </w:t>
-      </w:r>
-      <w:proofErr w:type="spellStart"/>
-      <w:r>
-        <w:rPr>
-          <w:color w:val="000000"/>
-        </w:rPr>
-        <w:t>ngày</w:t>
-      </w:r>
-      <w:proofErr w:type="spellEnd"/>
-      <w:r>
-        <w:rPr>
-          <w:color w:val="000000"/>
-        </w:rPr>
-        <w:t xml:space="preserve"> 12/6/2018;</w:t>
+      <w:r>
+        <w:rPr>
+          <w:color w:val="000000"/>
+        </w:rPr>
+        <w:t>Căn cứ Luật tố cáo ngày 12/6/2018;</w:t>
       </w:r>
     </w:p>
     <w:p>
@@ -336,33 +169,11 @@
           <w:color w:val="000000"/>
         </w:rPr>
       </w:pPr>
-      <w:proofErr w:type="spellStart"/>
-      <w:r>
-        <w:rPr>
-          <w:color w:val="000000"/>
-        </w:rPr>
-        <w:t>Căn</w:t>
-      </w:r>
-      <w:proofErr w:type="spellEnd"/>
-      <w:r>
-        <w:rPr>
-          <w:color w:val="000000"/>
-        </w:rPr>
-        <w:t xml:space="preserve"> </w:t>
-      </w:r>
-      <w:proofErr w:type="spellStart"/>
-      <w:r>
-        <w:rPr>
-          <w:color w:val="000000"/>
-        </w:rPr>
-        <w:t>cứ</w:t>
-      </w:r>
-      <w:proofErr w:type="spellEnd"/>
-      <w:r>
-        <w:rPr>
-          <w:color w:val="000000"/>
-        </w:rPr>
-        <w:t xml:space="preserve"> </w:t>
+      <w:r>
+        <w:rPr>
+          <w:color w:val="000000"/>
+        </w:rPr>
+        <w:t xml:space="preserve">Căn cứ </w:t>
       </w:r>
       <w:r>
         <w:rPr>
@@ -460,53 +271,17 @@
           <w:color w:val="000000"/>
         </w:rPr>
       </w:pPr>
-      <w:proofErr w:type="spellStart"/>
-      <w:r>
-        <w:rPr>
-          <w:color w:val="000000"/>
-        </w:rPr>
-        <w:t>Căn</w:t>
-      </w:r>
-      <w:proofErr w:type="spellEnd"/>
-      <w:r>
-        <w:rPr>
-          <w:color w:val="000000"/>
-        </w:rPr>
-        <w:t xml:space="preserve"> </w:t>
-      </w:r>
-      <w:proofErr w:type="spellStart"/>
-      <w:r>
-        <w:rPr>
-          <w:color w:val="000000"/>
-        </w:rPr>
-        <w:t>cứ</w:t>
-      </w:r>
-      <w:proofErr w:type="spellEnd"/>
-      <w:r>
-        <w:rPr>
-          <w:color w:val="000000"/>
-        </w:rPr>
-        <w:t xml:space="preserve"> </w:t>
-      </w:r>
-      <w:r>
-        <w:rPr>
-          <w:color w:val="000000"/>
-        </w:rPr>
-        <w:t>[[</w:t>
-      </w:r>
-      <w:proofErr w:type="spellStart"/>
-      <w:r>
-        <w:rPr>
-          <w:color w:val="000000"/>
-        </w:rPr>
-        <w:t>VBQuyPham</w:t>
-      </w:r>
-      <w:proofErr w:type="spellEnd"/>
-      <w:r>
-        <w:rPr>
-          <w:color w:val="000000"/>
-        </w:rPr>
-        <w:t>]]</w:t>
+      <w:r>
+        <w:rPr>
+          <w:color w:val="000000"/>
+        </w:rPr>
+        <w:t xml:space="preserve">Căn cứ </w:t>
+      </w:r>
+      <w:r>
+        <w:rPr>
+          <w:color w:val="000000"/>
+        </w:rPr>
+        <w:t>[[VBQuyPham]]</w:t>
       </w:r>
       <w:r>
         <w:rPr>
@@ -528,63 +303,13 @@
         <w:rPr>
           <w:color w:val="000000"/>
         </w:rPr>
-        <w:t xml:space="preserve">Theo </w:t>
-      </w:r>
-      <w:proofErr w:type="spellStart"/>
-      <w:r>
-        <w:rPr>
-          <w:color w:val="000000"/>
-        </w:rPr>
-        <w:t>đề</w:t>
-      </w:r>
-      <w:proofErr w:type="spellEnd"/>
-      <w:r>
-        <w:rPr>
-          <w:color w:val="000000"/>
-        </w:rPr>
-        <w:t xml:space="preserve"> </w:t>
-      </w:r>
-      <w:proofErr w:type="spellStart"/>
-      <w:r>
-        <w:rPr>
-          <w:color w:val="000000"/>
-        </w:rPr>
-        <w:t>nghị</w:t>
-      </w:r>
-      <w:proofErr w:type="spellEnd"/>
-      <w:r>
-        <w:rPr>
-          <w:color w:val="000000"/>
-        </w:rPr>
-        <w:t xml:space="preserve"> </w:t>
-      </w:r>
-      <w:proofErr w:type="spellStart"/>
-      <w:r>
-        <w:rPr>
-          <w:color w:val="000000"/>
-        </w:rPr>
-        <w:t>của</w:t>
-      </w:r>
-      <w:proofErr w:type="spellEnd"/>
-      <w:r>
-        <w:rPr>
-          <w:color w:val="000000"/>
-        </w:rPr>
-        <w:t>[[</w:t>
-      </w:r>
-      <w:proofErr w:type="spellStart"/>
-      <w:r>
-        <w:rPr>
-          <w:color w:val="000000"/>
-        </w:rPr>
-        <w:t>NguoiDeNghiGiaHan</w:t>
-      </w:r>
-      <w:proofErr w:type="spellEnd"/>
-      <w:r>
-        <w:rPr>
-          <w:color w:val="000000"/>
-        </w:rPr>
-        <w:t>]]</w:t>
+        <w:t>Theo đề nghị của</w:t>
+      </w:r>
+      <w:r>
+        <w:rPr>
+          <w:color w:val="000000"/>
+        </w:rPr>
+        <w:t>[[NguoiDeNghiGiaHan]]</w:t>
       </w:r>
       <w:r>
         <w:rPr>
@@ -623,271 +348,11 @@
           <w:color w:val="000000"/>
         </w:rPr>
       </w:pPr>
-      <w:proofErr w:type="spellStart"/>
-      <w:r>
-        <w:rPr>
-          <w:color w:val="000000"/>
-        </w:rPr>
-        <w:t>Điều</w:t>
-      </w:r>
-      <w:proofErr w:type="spellEnd"/>
-      <w:r>
-        <w:rPr>
-          <w:color w:val="000000"/>
-        </w:rPr>
-        <w:t xml:space="preserve"> 1. Gia </w:t>
-      </w:r>
-      <w:proofErr w:type="spellStart"/>
-      <w:r>
-        <w:rPr>
-          <w:color w:val="000000"/>
-        </w:rPr>
-        <w:t>hạn</w:t>
-      </w:r>
-      <w:proofErr w:type="spellEnd"/>
-      <w:r>
-        <w:rPr>
-          <w:color w:val="000000"/>
-        </w:rPr>
-        <w:t xml:space="preserve"> </w:t>
-      </w:r>
-      <w:proofErr w:type="spellStart"/>
-      <w:r>
-        <w:rPr>
-          <w:color w:val="000000"/>
-        </w:rPr>
-        <w:t>giải</w:t>
-      </w:r>
-      <w:proofErr w:type="spellEnd"/>
-      <w:r>
-        <w:rPr>
-          <w:color w:val="000000"/>
-        </w:rPr>
-        <w:t xml:space="preserve"> </w:t>
-      </w:r>
-      <w:proofErr w:type="spellStart"/>
-      <w:r>
-        <w:rPr>
-          <w:color w:val="000000"/>
-        </w:rPr>
-        <w:t>quyết</w:t>
-      </w:r>
-      <w:proofErr w:type="spellEnd"/>
-      <w:r>
-        <w:rPr>
-          <w:color w:val="000000"/>
-        </w:rPr>
-        <w:t xml:space="preserve"> </w:t>
-      </w:r>
-      <w:proofErr w:type="spellStart"/>
-      <w:r>
-        <w:rPr>
-          <w:color w:val="000000"/>
-        </w:rPr>
-        <w:t>tố</w:t>
-      </w:r>
-      <w:proofErr w:type="spellEnd"/>
-      <w:r>
-        <w:rPr>
-          <w:color w:val="000000"/>
-        </w:rPr>
-        <w:t xml:space="preserve"> </w:t>
-      </w:r>
-      <w:proofErr w:type="spellStart"/>
-      <w:r>
-        <w:rPr>
-          <w:color w:val="000000"/>
-        </w:rPr>
-        <w:t>cáo</w:t>
-      </w:r>
-      <w:proofErr w:type="spellEnd"/>
-      <w:r>
-        <w:rPr>
-          <w:color w:val="000000"/>
-        </w:rPr>
-        <w:t xml:space="preserve"> </w:t>
-      </w:r>
-      <w:proofErr w:type="spellStart"/>
-      <w:r>
-        <w:rPr>
-          <w:color w:val="000000"/>
-        </w:rPr>
-        <w:t>đối</w:t>
-      </w:r>
-      <w:proofErr w:type="spellEnd"/>
-      <w:r>
-        <w:rPr>
-          <w:color w:val="000000"/>
-        </w:rPr>
-        <w:t xml:space="preserve"> </w:t>
-      </w:r>
-      <w:proofErr w:type="spellStart"/>
-      <w:r>
-        <w:rPr>
-          <w:color w:val="000000"/>
-        </w:rPr>
-        <w:t>với</w:t>
-      </w:r>
-      <w:proofErr w:type="spellEnd"/>
-      <w:r>
-        <w:rPr>
-          <w:color w:val="000000"/>
-        </w:rPr>
-        <w:t xml:space="preserve"> [[</w:t>
-      </w:r>
-      <w:proofErr w:type="spellStart"/>
-      <w:r>
-        <w:rPr>
-          <w:color w:val="000000"/>
-        </w:rPr>
-        <w:t>TenCQ</w:t>
-      </w:r>
-      <w:proofErr w:type="spellEnd"/>
-      <w:r>
-        <w:rPr>
-          <w:color w:val="000000"/>
-        </w:rPr>
-        <w:t xml:space="preserve">]] </w:t>
-      </w:r>
-      <w:proofErr w:type="spellStart"/>
-      <w:r>
-        <w:rPr>
-          <w:color w:val="000000"/>
-        </w:rPr>
-        <w:t>về</w:t>
-      </w:r>
-      <w:proofErr w:type="spellEnd"/>
-      <w:r>
-        <w:rPr>
-          <w:color w:val="000000"/>
-        </w:rPr>
-        <w:t xml:space="preserve"> </w:t>
-      </w:r>
-      <w:proofErr w:type="spellStart"/>
-      <w:r>
-        <w:rPr>
-          <w:color w:val="000000"/>
-        </w:rPr>
-        <w:t>việc</w:t>
-      </w:r>
-      <w:proofErr w:type="spellEnd"/>
-      <w:r>
-        <w:rPr>
-          <w:color w:val="000000"/>
-        </w:rPr>
-        <w:t xml:space="preserve"> [[</w:t>
-      </w:r>
-      <w:proofErr w:type="spellStart"/>
-      <w:r>
-        <w:rPr>
-          <w:color w:val="000000"/>
-        </w:rPr>
-        <w:t>TomTat</w:t>
-      </w:r>
-      <w:proofErr w:type="spellEnd"/>
-      <w:r>
-        <w:rPr>
-          <w:color w:val="000000"/>
-        </w:rPr>
-        <w:t xml:space="preserve">]] </w:t>
-      </w:r>
-      <w:proofErr w:type="spellStart"/>
-      <w:r>
-        <w:rPr>
-          <w:color w:val="000000"/>
-        </w:rPr>
-        <w:t>đã</w:t>
-      </w:r>
-      <w:proofErr w:type="spellEnd"/>
-      <w:r>
-        <w:rPr>
-          <w:color w:val="000000"/>
-        </w:rPr>
-        <w:t xml:space="preserve"> </w:t>
-      </w:r>
-      <w:proofErr w:type="spellStart"/>
-      <w:r>
-        <w:rPr>
-          <w:color w:val="000000"/>
-        </w:rPr>
-        <w:t>được</w:t>
-      </w:r>
-      <w:proofErr w:type="spellEnd"/>
-      <w:r>
-        <w:rPr>
-          <w:color w:val="000000"/>
-        </w:rPr>
-        <w:t xml:space="preserve"> </w:t>
-      </w:r>
-      <w:proofErr w:type="spellStart"/>
-      <w:r>
-        <w:rPr>
-          <w:color w:val="000000"/>
-        </w:rPr>
-        <w:t>thụ</w:t>
-      </w:r>
-      <w:proofErr w:type="spellEnd"/>
-      <w:r>
-        <w:rPr>
-          <w:color w:val="000000"/>
-        </w:rPr>
-        <w:t xml:space="preserve"> </w:t>
-      </w:r>
-      <w:proofErr w:type="spellStart"/>
-      <w:r>
-        <w:rPr>
-          <w:color w:val="000000"/>
-        </w:rPr>
-        <w:t>lý</w:t>
-      </w:r>
-      <w:proofErr w:type="spellEnd"/>
-      <w:r>
-        <w:rPr>
-          <w:color w:val="000000"/>
-        </w:rPr>
-        <w:t xml:space="preserve"> </w:t>
-      </w:r>
-      <w:proofErr w:type="spellStart"/>
-      <w:r>
-        <w:rPr>
-          <w:color w:val="000000"/>
-        </w:rPr>
-        <w:t>tại</w:t>
-      </w:r>
-      <w:proofErr w:type="spellEnd"/>
-      <w:r>
-        <w:rPr>
-          <w:color w:val="000000"/>
-        </w:rPr>
-        <w:t xml:space="preserve"> </w:t>
-      </w:r>
-      <w:proofErr w:type="spellStart"/>
-      <w:r>
-        <w:rPr>
-          <w:color w:val="000000"/>
-        </w:rPr>
-        <w:t>Quyết</w:t>
-      </w:r>
-      <w:proofErr w:type="spellEnd"/>
-      <w:r>
-        <w:rPr>
-          <w:color w:val="000000"/>
-        </w:rPr>
-        <w:t xml:space="preserve"> </w:t>
-      </w:r>
-      <w:proofErr w:type="spellStart"/>
-      <w:r>
-        <w:rPr>
-          <w:color w:val="000000"/>
-        </w:rPr>
-        <w:t>định</w:t>
-      </w:r>
-      <w:proofErr w:type="spellEnd"/>
-      <w:r>
-        <w:rPr>
-          <w:color w:val="000000"/>
-        </w:rPr>
-        <w:t xml:space="preserve"> [[So]].</w:t>
+      <w:r>
+        <w:rPr>
+          <w:color w:val="000000"/>
+        </w:rPr>
+        <w:t>Điều 1. Gia hạn giải quyết tố cáo đối với [[TenCQ]] về việc [[TomTat]] đã được thụ lý tại Quyết định [[So]].</w:t>
       </w:r>
     </w:p>
     <w:p>
@@ -901,239 +366,13 @@
           <w:szCs w:val="28"/>
         </w:rPr>
       </w:pPr>
-      <w:proofErr w:type="spellStart"/>
       <w:r>
         <w:rPr>
           <w:color w:val="000000"/>
           <w:sz w:val="28"/>
           <w:szCs w:val="28"/>
         </w:rPr>
-        <w:t>Thời</w:t>
-      </w:r>
-      <w:proofErr w:type="spellEnd"/>
-      <w:r>
-        <w:rPr>
-          <w:color w:val="000000"/>
-          <w:sz w:val="28"/>
-          <w:szCs w:val="28"/>
-        </w:rPr>
-        <w:t xml:space="preserve"> </w:t>
-      </w:r>
-      <w:proofErr w:type="spellStart"/>
-      <w:r>
-        <w:rPr>
-          <w:color w:val="000000"/>
-          <w:sz w:val="28"/>
-          <w:szCs w:val="28"/>
-        </w:rPr>
-        <w:t>gian</w:t>
-      </w:r>
-      <w:proofErr w:type="spellEnd"/>
-      <w:r>
-        <w:rPr>
-          <w:color w:val="000000"/>
-          <w:sz w:val="28"/>
-          <w:szCs w:val="28"/>
-        </w:rPr>
-        <w:t xml:space="preserve"> </w:t>
-      </w:r>
-      <w:proofErr w:type="spellStart"/>
-      <w:r>
-        <w:rPr>
-          <w:color w:val="000000"/>
-          <w:sz w:val="28"/>
-          <w:szCs w:val="28"/>
-        </w:rPr>
-        <w:t>gia</w:t>
-      </w:r>
-      <w:proofErr w:type="spellEnd"/>
-      <w:r>
-        <w:rPr>
-          <w:color w:val="000000"/>
-          <w:sz w:val="28"/>
-          <w:szCs w:val="28"/>
-        </w:rPr>
-        <w:t xml:space="preserve"> </w:t>
-      </w:r>
-      <w:proofErr w:type="spellStart"/>
-      <w:r>
-        <w:rPr>
-          <w:color w:val="000000"/>
-          <w:sz w:val="28"/>
-          <w:szCs w:val="28"/>
-        </w:rPr>
-        <w:t>hạn</w:t>
-      </w:r>
-      <w:proofErr w:type="spellEnd"/>
-      <w:r>
-        <w:rPr>
-          <w:color w:val="000000"/>
-          <w:sz w:val="28"/>
-          <w:szCs w:val="28"/>
-        </w:rPr>
-        <w:t xml:space="preserve"> </w:t>
-      </w:r>
-      <w:proofErr w:type="spellStart"/>
-      <w:r>
-        <w:rPr>
-          <w:color w:val="000000"/>
-          <w:sz w:val="28"/>
-          <w:szCs w:val="28"/>
-        </w:rPr>
-        <w:t>là</w:t>
-      </w:r>
-      <w:proofErr w:type="spellEnd"/>
-      <w:r>
-        <w:rPr>
-          <w:color w:val="000000"/>
-          <w:sz w:val="28"/>
-          <w:szCs w:val="28"/>
-        </w:rPr>
-        <w:t>[[</w:t>
-      </w:r>
-      <w:proofErr w:type="spellStart"/>
-      <w:r>
-        <w:rPr>
-          <w:color w:val="000000"/>
-          <w:sz w:val="28"/>
-          <w:szCs w:val="28"/>
-        </w:rPr>
-        <w:t>ThoiGian</w:t>
-      </w:r>
-      <w:proofErr w:type="spellEnd"/>
-      <w:r>
-        <w:rPr>
-          <w:color w:val="000000"/>
-          <w:sz w:val="28"/>
-          <w:szCs w:val="28"/>
-        </w:rPr>
-        <w:t xml:space="preserve">]] </w:t>
-      </w:r>
-      <w:proofErr w:type="spellStart"/>
-      <w:r>
-        <w:rPr>
-          <w:color w:val="000000"/>
-          <w:sz w:val="28"/>
-          <w:szCs w:val="28"/>
-        </w:rPr>
-        <w:t>ngày</w:t>
-      </w:r>
-      <w:proofErr w:type="spellEnd"/>
-      <w:r>
-        <w:rPr>
-          <w:color w:val="000000"/>
-          <w:sz w:val="28"/>
-          <w:szCs w:val="28"/>
-        </w:rPr>
-        <w:t xml:space="preserve"> </w:t>
-      </w:r>
-      <w:proofErr w:type="spellStart"/>
-      <w:r>
-        <w:rPr>
-          <w:color w:val="000000"/>
-          <w:sz w:val="28"/>
-          <w:szCs w:val="28"/>
-        </w:rPr>
-        <w:t>làm</w:t>
-      </w:r>
-      <w:proofErr w:type="spellEnd"/>
-      <w:r>
-        <w:rPr>
-          <w:color w:val="000000"/>
-          <w:sz w:val="28"/>
-          <w:szCs w:val="28"/>
-        </w:rPr>
-        <w:t xml:space="preserve"> </w:t>
-      </w:r>
-      <w:proofErr w:type="spellStart"/>
-      <w:r>
-        <w:rPr>
-          <w:color w:val="000000"/>
-          <w:sz w:val="28"/>
-          <w:szCs w:val="28"/>
-        </w:rPr>
-        <w:t>việc</w:t>
-      </w:r>
-      <w:proofErr w:type="spellEnd"/>
-      <w:r>
-        <w:rPr>
-          <w:color w:val="000000"/>
-          <w:sz w:val="28"/>
-          <w:szCs w:val="28"/>
-        </w:rPr>
-        <w:t xml:space="preserve">, </w:t>
-      </w:r>
-      <w:proofErr w:type="spellStart"/>
-      <w:r>
-        <w:rPr>
-          <w:color w:val="000000"/>
-          <w:sz w:val="28"/>
-          <w:szCs w:val="28"/>
-        </w:rPr>
-        <w:t>kể</w:t>
-      </w:r>
-      <w:proofErr w:type="spellEnd"/>
-      <w:r>
-        <w:rPr>
-          <w:color w:val="000000"/>
-          <w:sz w:val="28"/>
-          <w:szCs w:val="28"/>
-        </w:rPr>
-        <w:t xml:space="preserve"> </w:t>
-      </w:r>
-      <w:proofErr w:type="spellStart"/>
-      <w:r>
-        <w:rPr>
-          <w:color w:val="000000"/>
-          <w:sz w:val="28"/>
-          <w:szCs w:val="28"/>
-        </w:rPr>
-        <w:t>từ</w:t>
-      </w:r>
-      <w:proofErr w:type="spellEnd"/>
-      <w:r>
-        <w:rPr>
-          <w:color w:val="000000"/>
-          <w:sz w:val="28"/>
-          <w:szCs w:val="28"/>
-        </w:rPr>
-        <w:t xml:space="preserve"> </w:t>
-      </w:r>
-      <w:proofErr w:type="spellStart"/>
-      <w:r>
-        <w:rPr>
-          <w:color w:val="000000"/>
-          <w:sz w:val="28"/>
-          <w:szCs w:val="28"/>
-        </w:rPr>
-        <w:t>ngày</w:t>
-      </w:r>
-      <w:proofErr w:type="spellEnd"/>
-      <w:r>
-        <w:rPr>
-          <w:color w:val="000000"/>
-          <w:sz w:val="28"/>
-          <w:szCs w:val="28"/>
-        </w:rPr>
-        <w:t xml:space="preserve"> [[</w:t>
-      </w:r>
-      <w:proofErr w:type="spellStart"/>
-      <w:r>
-        <w:rPr>
-          <w:color w:val="000000"/>
-          <w:sz w:val="28"/>
-          <w:szCs w:val="28"/>
-        </w:rPr>
-        <w:t>NgayHetHan</w:t>
-      </w:r>
-      <w:proofErr w:type="spellEnd"/>
-      <w:r>
-        <w:rPr>
-          <w:color w:val="000000"/>
-          <w:sz w:val="28"/>
-          <w:szCs w:val="28"/>
-        </w:rPr>
-        <w:t>]].</w:t>
+        <w:t>Thời gian gia hạn là[[ThoiGian]] ngày làm việc, kể từ ngày [[NgayHetHan]].</w:t>
       </w:r>
     </w:p>
     <w:p>
@@ -1147,198 +386,38 @@
           <w:szCs w:val="28"/>
         </w:rPr>
       </w:pPr>
-      <w:proofErr w:type="spellStart"/>
       <w:r>
         <w:rPr>
           <w:color w:val="000000"/>
           <w:sz w:val="28"/>
           <w:szCs w:val="28"/>
         </w:rPr>
-        <w:t>Điều</w:t>
-      </w:r>
-      <w:proofErr w:type="spellEnd"/>
+        <w:t xml:space="preserve">Điều 2. </w:t>
+      </w:r>
       <w:r>
         <w:rPr>
           <w:color w:val="000000"/>
           <w:sz w:val="28"/>
           <w:szCs w:val="28"/>
         </w:rPr>
-        <w:t xml:space="preserve"> 2. [[</w:t>
-      </w:r>
-      <w:proofErr w:type="spellStart"/>
-      <w:r>
-        <w:rPr>
-          <w:color w:val="000000"/>
-        </w:rPr>
-        <w:t>TenCQ</w:t>
-      </w:r>
-      <w:proofErr w:type="spellEnd"/>
+        <w:t>[[TenCQ]]</w:t>
+      </w:r>
+      <w:bookmarkStart w:id="0" w:name="_GoBack"/>
+      <w:bookmarkEnd w:id="0"/>
+      <w:r>
+        <w:rPr>
+          <w:color w:val="000000"/>
+          <w:szCs w:val="28"/>
+        </w:rPr>
+        <w:t xml:space="preserve">, </w:t>
+      </w:r>
       <w:r>
         <w:rPr>
           <w:color w:val="000000"/>
           <w:sz w:val="28"/>
           <w:szCs w:val="28"/>
         </w:rPr>
-        <w:t>]]</w:t>
-      </w:r>
-      <w:r>
-        <w:rPr>
-          <w:color w:val="000000"/>
-          <w:szCs w:val="28"/>
-        </w:rPr>
-        <w:t xml:space="preserve">, </w:t>
-      </w:r>
-      <w:r>
-        <w:rPr>
-          <w:color w:val="000000"/>
-          <w:sz w:val="28"/>
-          <w:szCs w:val="28"/>
-        </w:rPr>
-        <w:t xml:space="preserve">[[DV]] </w:t>
-      </w:r>
-      <w:proofErr w:type="spellStart"/>
-      <w:r>
-        <w:rPr>
-          <w:color w:val="000000"/>
-          <w:sz w:val="28"/>
-          <w:szCs w:val="28"/>
-        </w:rPr>
-        <w:t>chịu</w:t>
-      </w:r>
-      <w:proofErr w:type="spellEnd"/>
-      <w:r>
-        <w:rPr>
-          <w:color w:val="000000"/>
-          <w:sz w:val="28"/>
-          <w:szCs w:val="28"/>
-        </w:rPr>
-        <w:t xml:space="preserve"> </w:t>
-      </w:r>
-      <w:proofErr w:type="spellStart"/>
-      <w:r>
-        <w:rPr>
-          <w:color w:val="000000"/>
-          <w:sz w:val="28"/>
-          <w:szCs w:val="28"/>
-        </w:rPr>
-        <w:t>trách</w:t>
-      </w:r>
-      <w:proofErr w:type="spellEnd"/>
-      <w:r>
-        <w:rPr>
-          <w:color w:val="000000"/>
-          <w:sz w:val="28"/>
-          <w:szCs w:val="28"/>
-        </w:rPr>
-        <w:t xml:space="preserve"> </w:t>
-      </w:r>
-      <w:proofErr w:type="spellStart"/>
-      <w:r>
-        <w:rPr>
-          <w:color w:val="000000"/>
-          <w:sz w:val="28"/>
-          <w:szCs w:val="28"/>
-        </w:rPr>
-        <w:t>nhiệm</w:t>
-      </w:r>
-      <w:proofErr w:type="spellEnd"/>
-      <w:r>
-        <w:rPr>
-          <w:color w:val="000000"/>
-          <w:sz w:val="28"/>
-          <w:szCs w:val="28"/>
-        </w:rPr>
-        <w:t xml:space="preserve"> </w:t>
-      </w:r>
-      <w:proofErr w:type="spellStart"/>
-      <w:r>
-        <w:rPr>
-          <w:color w:val="000000"/>
-          <w:sz w:val="28"/>
-          <w:szCs w:val="28"/>
-        </w:rPr>
-        <w:t>thi</w:t>
-      </w:r>
-      <w:proofErr w:type="spellEnd"/>
-      <w:r>
-        <w:rPr>
-          <w:color w:val="000000"/>
-          <w:sz w:val="28"/>
-          <w:szCs w:val="28"/>
-        </w:rPr>
-        <w:t xml:space="preserve"> </w:t>
-      </w:r>
-      <w:proofErr w:type="spellStart"/>
-      <w:r>
-        <w:rPr>
-          <w:color w:val="000000"/>
-          <w:sz w:val="28"/>
-          <w:szCs w:val="28"/>
-        </w:rPr>
-        <w:t>hành</w:t>
-      </w:r>
-      <w:proofErr w:type="spellEnd"/>
-      <w:r>
-        <w:rPr>
-          <w:color w:val="000000"/>
-          <w:sz w:val="28"/>
-          <w:szCs w:val="28"/>
-        </w:rPr>
-        <w:t xml:space="preserve"> </w:t>
-      </w:r>
-      <w:proofErr w:type="spellStart"/>
-      <w:r>
-        <w:rPr>
-          <w:color w:val="000000"/>
-          <w:sz w:val="28"/>
-          <w:szCs w:val="28"/>
-        </w:rPr>
-        <w:t>Quyết</w:t>
-      </w:r>
-      <w:proofErr w:type="spellEnd"/>
-      <w:r>
-        <w:rPr>
-          <w:color w:val="000000"/>
-          <w:sz w:val="28"/>
-          <w:szCs w:val="28"/>
-        </w:rPr>
-        <w:t xml:space="preserve"> </w:t>
-      </w:r>
-      <w:proofErr w:type="spellStart"/>
-      <w:r>
-        <w:rPr>
-          <w:color w:val="000000"/>
-          <w:sz w:val="28"/>
-          <w:szCs w:val="28"/>
-        </w:rPr>
-        <w:t>định</w:t>
-      </w:r>
-      <w:proofErr w:type="spellEnd"/>
-      <w:r>
-        <w:rPr>
-          <w:color w:val="000000"/>
-          <w:sz w:val="28"/>
-          <w:szCs w:val="28"/>
-        </w:rPr>
-        <w:t xml:space="preserve"> </w:t>
-      </w:r>
-      <w:proofErr w:type="spellStart"/>
-      <w:r>
-        <w:rPr>
-          <w:color w:val="000000"/>
-          <w:sz w:val="28"/>
-          <w:szCs w:val="28"/>
-        </w:rPr>
-        <w:t>này</w:t>
-      </w:r>
-      <w:proofErr w:type="spellEnd"/>
-      <w:r>
-        <w:rPr>
-          <w:color w:val="000000"/>
-          <w:sz w:val="28"/>
-          <w:szCs w:val="28"/>
-        </w:rPr>
-        <w:t>./.</w:t>
+        <w:t>[[DV]] chịu trách nhiệm thi hành Quyết định này./.</w:t>
       </w:r>
     </w:p>
     <w:p>
@@ -1365,7 +444,7 @@
 </file>
 
 <file path=word/styles.xml><?xml version="1.0" encoding="utf-8"?>
-<w:styles xmlns:mc="http://schemas.openxmlformats.org/markup-compatibility/2006" xmlns:r="http://schemas.openxmlformats.org/officeDocument/2006/relationships" xmlns:w="http://schemas.openxmlformats.org/wordprocessingml/2006/main" xmlns:w14="http://schemas.microsoft.com/office/word/2010/wordml" xmlns:w15="http://schemas.microsoft.com/office/word/2012/wordml" xmlns:w16cex="http://schemas.microsoft.com/office/word/2018/wordml/cex" xmlns:w16cid="http://schemas.microsoft.com/office/word/2016/wordml/cid" xmlns:w16="http://schemas.microsoft.com/office/word/2018/wordml" xmlns:w16sdtdh="http://schemas.microsoft.com/office/word/2020/wordml/sdtdatahash" xmlns:w16se="http://schemas.microsoft.com/office/word/2015/wordml/symex" mc:Ignorable="w14 w15 w16se w16cid w16 w16cex w16sdtdh">
+<w:styles xmlns:mc="http://schemas.openxmlformats.org/markup-compatibility/2006" xmlns:r="http://schemas.openxmlformats.org/officeDocument/2006/relationships" xmlns:w="http://schemas.openxmlformats.org/wordprocessingml/2006/main" xmlns:w14="http://schemas.microsoft.com/office/word/2010/wordml" xmlns:w15="http://schemas.microsoft.com/office/word/2012/wordml" xmlns:w16se="http://schemas.microsoft.com/office/word/2015/wordml/symex" mc:Ignorable="w14 w15 w16se">
   <w:docDefaults>
     <w:rPrDefault>
       <w:rPr>
@@ -1381,7 +460,7 @@
       </w:pPr>
     </w:pPrDefault>
   </w:docDefaults>
-  <w:latentStyles w:defLockedState="0" w:defUIPriority="99" w:defSemiHidden="0" w:defUnhideWhenUsed="0" w:defQFormat="0" w:count="376">
+  <w:latentStyles w:defLockedState="0" w:defUIPriority="99" w:defSemiHidden="0" w:defUnhideWhenUsed="0" w:defQFormat="0" w:count="371">
     <w:lsdException w:name="Normal" w:uiPriority="0" w:qFormat="1"/>
     <w:lsdException w:name="heading 1" w:uiPriority="9" w:qFormat="1"/>
     <w:lsdException w:name="heading 2" w:semiHidden="1" w:uiPriority="9" w:unhideWhenUsed="1" w:qFormat="1"/>
@@ -1753,11 +832,6 @@
     <w:lsdException w:name="List Table 5 Dark Accent 6" w:uiPriority="50"/>
     <w:lsdException w:name="List Table 6 Colorful Accent 6" w:uiPriority="51"/>
     <w:lsdException w:name="List Table 7 Colorful Accent 6" w:uiPriority="52"/>
-    <w:lsdException w:name="Mention" w:semiHidden="1" w:unhideWhenUsed="1"/>
-    <w:lsdException w:name="Smart Hyperlink" w:semiHidden="1" w:unhideWhenUsed="1"/>
-    <w:lsdException w:name="Hashtag" w:semiHidden="1" w:unhideWhenUsed="1"/>
-    <w:lsdException w:name="Unresolved Mention" w:semiHidden="1" w:unhideWhenUsed="1"/>
-    <w:lsdException w:name="Smart Link" w:semiHidden="1" w:unhideWhenUsed="1"/>
   </w:latentStyles>
   <w:style w:type="paragraph" w:default="1" w:styleId="Normal">
     <w:name w:val="Normal"/>
